--- a/report/摄像动捕生成矢量动画报告.docx
+++ b/report/摄像动捕生成矢量动画报告.docx
@@ -2868,6 +2868,10 @@
     <w:p>
       <w:pPr>
         <w:pStyle w:val="6"/>
+        <w:rPr>
+          <w:rFonts w:hint="default" w:eastAsia="微软雅黑"/>
+          <w:lang w:val="en-US" w:eastAsia="zh-CN"/>
+        </w:rPr>
       </w:pPr>
       <w:bookmarkStart w:id="32" w:name="附录2运行环境说明"/>
       <w:r>
@@ -2875,7 +2879,15 @@
           <w:rFonts w:ascii="Times New Roman" w:hAnsi="Times New Roman" w:eastAsia="微软雅黑"/>
           <w:sz w:val="24"/>
         </w:rPr>
-        <w:t>附录2：运行环境说明</w:t>
+        <w:t>附录2：</w:t>
+      </w:r>
+      <w:r>
+        <w:rPr>
+          <w:rFonts w:hint="eastAsia" w:ascii="Times New Roman" w:hAnsi="Times New Roman" w:eastAsia="微软雅黑"/>
+          <w:sz w:val="24"/>
+          <w:lang w:val="en-US" w:eastAsia="zh-CN"/>
+        </w:rPr>
+        <w:t>github仓库地址</w:t>
       </w:r>
     </w:p>
     <w:p>
@@ -2885,48 +2897,27 @@
           <w:ilvl w:val="0"/>
           <w:numId w:val="2"/>
         </w:numPr>
-      </w:pPr>
-      <w:r>
-        <w:rPr>
-          <w:rFonts w:ascii="Times New Roman" w:hAnsi="Times New Roman" w:eastAsia="微软雅黑"/>
-          <w:sz w:val="24"/>
-        </w:rPr>
-        <w:t>Python 版本：3.7+</w:t>
-      </w:r>
-    </w:p>
-    <w:p>
-      <w:pPr>
-        <w:pStyle w:val="24"/>
-        <w:numPr>
-          <w:ilvl w:val="0"/>
-          <w:numId w:val="2"/>
-        </w:numPr>
-      </w:pPr>
-      <w:r>
-        <w:rPr>
-          <w:rFonts w:ascii="Times New Roman" w:hAnsi="Times New Roman" w:eastAsia="微软雅黑"/>
-          <w:sz w:val="24"/>
-        </w:rPr>
-        <w:t>推荐浏览器：Google Chrome、Microsoft Edge</w:t>
-      </w:r>
-    </w:p>
-    <w:p>
-      <w:pPr>
-        <w:pStyle w:val="24"/>
-        <w:numPr>
-          <w:ilvl w:val="0"/>
-          <w:numId w:val="2"/>
-        </w:numPr>
-      </w:pPr>
-      <w:r>
-        <w:rPr>
-          <w:rFonts w:ascii="Times New Roman" w:hAnsi="Times New Roman" w:eastAsia="微软雅黑"/>
-          <w:sz w:val="24"/>
-        </w:rPr>
-        <w:t>必备硬件：可用电脑摄像头</w:t>
+        <w:rPr>
+          <w:rFonts w:hint="default" w:eastAsia="微软雅黑"/>
+          <w:lang w:val="en-US" w:eastAsia="zh-CN"/>
+        </w:rPr>
+      </w:pPr>
+      <w:r>
+        <w:rPr>
+          <w:rFonts w:hint="default" w:eastAsia="微软雅黑"/>
+          <w:lang w:val="en-US" w:eastAsia="zh-CN"/>
+        </w:rPr>
+        <w:t>https://github.com/celine11</w:t>
       </w:r>
       <w:bookmarkStart w:id="33" w:name="_GoBack"/>
       <w:bookmarkEnd w:id="33"/>
+      <w:r>
+        <w:rPr>
+          <w:rFonts w:hint="default" w:eastAsia="微软雅黑"/>
+          <w:lang w:val="en-US" w:eastAsia="zh-CN"/>
+        </w:rPr>
+        <w:t>28/motion-vector-animation.git</w:t>
+      </w:r>
     </w:p>
     <w:bookmarkEnd w:id="0"/>
     <w:bookmarkEnd w:id="1"/>
@@ -3734,7 +3725,7 @@
     <w:lsdException w:unhideWhenUsed="0" w:uiPriority="0" w:semiHidden="0" w:name="HTML Sample"/>
     <w:lsdException w:unhideWhenUsed="0" w:uiPriority="0" w:semiHidden="0" w:name="HTML Typewriter"/>
     <w:lsdException w:unhideWhenUsed="0" w:uiPriority="0" w:semiHidden="0" w:name="HTML Variable"/>
-    <w:lsdException w:unhideWhenUsed="0" w:uiPriority="0" w:semiHidden="0" w:name="Normal Table"/>
+    <w:lsdException w:qFormat="1" w:unhideWhenUsed="0" w:uiPriority="0" w:semiHidden="0" w:name="Normal Table"/>
     <w:lsdException w:unhideWhenUsed="0" w:uiPriority="0" w:semiHidden="0" w:name="annotation subject"/>
     <w:lsdException w:unhideWhenUsed="0" w:uiPriority="0" w:semiHidden="0" w:name="Table Simple 1"/>
     <w:lsdException w:unhideWhenUsed="0" w:uiPriority="0" w:semiHidden="0" w:name="Table Simple 2"/>
@@ -4091,6 +4082,7 @@
   </w:style>
   <w:style w:type="table" w:default="1" w:styleId="18">
     <w:name w:val="Normal Table"/>
+    <w:qFormat/>
     <w:uiPriority w:val="0"/>
     <w:tblPr>
       <w:tblCellMar>
